--- a/docs/backlogs/AnarBib-Backlog-2026-05-25-v17.docx
+++ b/docs/backlogs/AnarBib-Backlog-2026-05-25-v17.docx
@@ -21992,7 +21992,7 @@
         <w:spacing w:after="120" w:line="276" w:lineRule="auto"/>
       </w:pPr>
       <w:r>
-        <w:t>Constats TR-1, TR-2, TR-8. Premier chantier de la séquence : c'est le seul dont le défaut est subi aujourd'hui, de façon visible, par un·e lecteur·rice — recevoir deux courriels pour une action vécue une seule fois, ou recevoir le mail legacy non traduit au lieu du mail multilingue. Décisions D-1 et D-2 applicables. Pas de migration de schéma (D-1.a close). La correction fait piloter la notification par la RPC de conversion plutôt que par le trigger, lequel ne peut pas voir la provenance au moment où il se déclenche. Le mail admin de création d'emprunt n'est pas touché. Majoritairement SQL, marginalement Edge Function (routage). Statut : 🟠 à mener.</w:t>
+        <w:t>Constats TR-1, TR-2, TR-8. Premier chantier de la séquence : c'est le seul dont le défaut est subi aujourd'hui, de façon visible, par un·e lecteur·rice — recevoir deux courriels pour une action vécue une seule fois, ou recevoir le mail legacy non traduit au lieu du mail multilingue. Décisions D-1 et D-2 applicables. Avancement au 25/05 : la résorption du doublon de la conversion réservation→emprunt (TR-2) est réalisée — trois fichiers produits et prêts à déployer : migration retirant le trigger trg_notify_emprestimo_criado et faisant émettre le dispatch par les deux RPC de création, patch dispatch.ts transmettant le payload, patch handleEmprestimoV2 lisant le drapeau suppress_user_mail. Reste à faire : déploiement coordonné et test BLMF. Révision D-1 du 25/05 : l'enrichissement du mail res.converted avec la date d'échéance, d'abord rattaché à ce chantier, a été transféré au sous-item #153.D — l'événement de conversion est émis par un trigger sans accès à la date, et #153.D rouvrira de toute façon le handler concerné. TR-8 (doublon de l'annulation biblio) et TR-1 (mauvais routage) restent à mener. Majoritairement SQL, marginalement Edge Function. Statut : 🟠 en cours.</w:t>
       </w:r>
     </w:p>
     <w:p>
@@ -22073,7 +22073,7 @@
         <w:spacing w:after="120" w:line="276" w:lineRule="auto"/>
       </w:pPr>
       <w:r>
-        <w:t>Constat TR-3. Les mails de changement de statut de réservation utilisent une clé unique servant à la fois de sujet, de titre et d'intro, et la même pour le lecteur·rice et le staff. Résultat : un contenu plat, qui n'explique rien, et aucune différenciation selon le destinataire. La correction dote chaque clé d'une version « message » informative et sépare le contenu lecteur·rice du contenu staff. Écriture i18n nouvelle sur les huit locales, en langage inclusif. Statut : 🟠 à mener.</w:t>
+        <w:t>Constat TR-3. Les mails de changement de statut de réservation utilisent une clé unique servant à la fois de sujet, de titre et d'intro, et la même pour le lecteur·rice et le staff. Résultat : un contenu plat, qui n'explique rien, et aucune différenciation selon le destinataire. La correction dote chaque clé d'une version « message » informative et sépare le contenu lecteur·rice du contenu staff. Écriture i18n nouvelle sur les huit locales, en langage inclusif. Ce chantier intègre aussi, depuis la révision D-1 du 25/05, l'enrichissement du mail res.converted avec la date d'échéance de l'emprunt (transféré du sous-item #153.A) : il se fera dans la même passe que la refonte de cette clé, de sorte que res.converted ne soit traité qu'une seule fois. Statut : 🟠 à mener.</w:t>
       </w:r>
     </w:p>
     <w:p>

--- a/docs/backlogs/AnarBib-Backlog-2026-05-25-v17.docx
+++ b/docs/backlogs/AnarBib-Backlog-2026-05-25-v17.docx
@@ -21918,7 +21918,7 @@
           <w:sz w:val="19"/>
           <w:szCs w:val="19"/>
         </w:rPr>
-        <w:t>🟡 EN COURS (méga-item — 5 chantiers ouverts)</w:t>
+        <w:t>🟡 EN COURS (méga-item — 1 chantier sur 5 bouclé : #153.A)</w:t>
       </w:r>
     </w:p>
     <w:p>
@@ -21992,7 +21992,7 @@
         <w:spacing w:after="120" w:line="276" w:lineRule="auto"/>
       </w:pPr>
       <w:r>
-        <w:t>Constats TR-1, TR-2, TR-8. Premier chantier de la séquence : c'est le seul dont le défaut est subi aujourd'hui, de façon visible, par un·e lecteur·rice — recevoir deux courriels pour une action vécue une seule fois, ou recevoir le mail legacy non traduit au lieu du mail multilingue. Décisions D-1 et D-2 applicables. Avancement au 25/05 : la résorption du doublon de la conversion réservation→emprunt (TR-2) est réalisée — trois fichiers produits et prêts à déployer : migration retirant le trigger trg_notify_emprestimo_criado et faisant émettre le dispatch par les deux RPC de création, patch dispatch.ts transmettant le payload, patch handleEmprestimoV2 lisant le drapeau suppress_user_mail. Reste à faire : déploiement coordonné et test BLMF. Révision D-1 du 25/05 : l'enrichissement du mail res.converted avec la date d'échéance, d'abord rattaché à ce chantier, a été transféré au sous-item #153.D — l'événement de conversion est émis par un trigger sans accès à la date, et #153.D rouvrira de toute façon le handler concerné. TR-8 (doublon de l'annulation biblio) et TR-1 (mauvais routage) restent à mener. Majoritairement SQL, marginalement Edge Function. Statut : 🟠 en cours.</w:t>
+        <w:t>Constats TR-1, TR-2, TR-8. Premier chantier de la séquence : le seul dont le défaut était subi de façon visible par un·e lecteur·rice — courriels en double, ou mail legacy non traduit. Sous-item bouclé le 25/05/2026, ses trois sous-tâches réalisées, déployées et confirmées en production. TR-2 (doublon de la conversion réservation→emprunt) : trigger trg_notify_emprestimo_criado retiré, les deux RPC de création émettent le dispatch, le handler saute le mail lecteur·rice sur conversion ; testé sur BLMF, un seul mail lecteur·rice plus le mail admin. TR-8 (doublon de l'annulation biblio et du no-show) : le trigger d'émission joint final_reason au payload, le handler coupe le mail lecteur·rice de liberada_para_circulacao quand la libération est causale ; testé, plus de mail « libérée pour circulation » en doublon. TR-1 (prétendu mauvais routage de emprestimo_prorrogado) : l'instruction a établi que l'événement n'est plus émis par la base — le bug de l'audit était théorique ; correction livrée comme nettoyage du code mort dans dispatch.ts. Révision D-1 du 25/05 : l'enrichissement du mail res.converted avec la date d'échéance a été transféré au sous-item #153.D. Trois dettes notées au dossier-cadre pour instruction ultérieure : champ de motif des mails d'annulation (TR-3.3, versé à #153.D), branche legacy handleEmprestimoOld possiblement morte, flag reservation_mail_liberada_para_circulacao_enabled possiblement mort. Statut : ✅ bouclé (25/05/2026).</w:t>
       </w:r>
     </w:p>
     <w:p>
